--- a/documents/manual_mugen/install.docx
+++ b/documents/manual_mugen/install.docx
@@ -96,7 +96,7 @@
           <w:sz w:val="24"/>
           <w:szCs w:val="24"/>
         </w:rPr>
-        <w:t>2025-</w:t>
+        <w:t>202</w:t>
       </w:r>
       <w:r>
         <w:rPr>
@@ -106,7 +106,26 @@
           <w:sz w:val="24"/>
           <w:szCs w:val="24"/>
         </w:rPr>
-        <w:t>10</w:t>
+        <w:t>6</w:t>
+      </w:r>
+      <w:r>
+        <w:rPr>
+          <w:b/>
+          <w:bCs/>
+          <w:sz w:val="24"/>
+          <w:szCs w:val="24"/>
+        </w:rPr>
+        <w:t>-</w:t>
+      </w:r>
+      <w:r>
+        <w:rPr>
+          <w:rFonts w:hint="eastAsia"/>
+          <w:b/>
+          <w:bCs/>
+          <w:sz w:val="24"/>
+          <w:szCs w:val="24"/>
+        </w:rPr>
+        <w:t>7</w:t>
       </w:r>
       <w:r>
         <w:rPr>
@@ -463,15 +482,7 @@
         <w:t>は新規ゲームを追加した際にフリーゲーム夢現によってゲームごとに発行される</w:t>
       </w:r>
       <w:r>
-        <w:t>IDです。また、</w:t>
-      </w:r>
-      <w:proofErr w:type="spellStart"/>
-      <w:r>
-        <w:t>vyy</w:t>
-      </w:r>
-      <w:proofErr w:type="spellEnd"/>
-      <w:r>
-        <w:t>はバージョン番号です。ダウンロードしたときのファイル名で読み替えてください。</w:t>
+        <w:t>IDです。また、vyyはバージョン番号です。ダウンロードしたときのファイル名で読み替えてください。</w:t>
       </w:r>
     </w:p>
     <w:p/>
@@ -567,7 +578,13 @@
         <w:t>ゲーム実行時に”</w:t>
       </w:r>
       <w:r>
-        <w:t>.NET デスクトップ ランタイム”や".NET Desktop Runtime"のインストールについてのメッセージが表示された場合はhttps://dotnet.microsoft.com/ja-jp/download/dotnet/8.0から”.NET デスクトップ ランタイム”をダウンロードしてインストールしてください。</w:t>
+        <w:t>.NET デスクトップ ランタイム”や".NET Desktop Runtime"のインストールについてのメッセージが表示された場合は</w:t>
+      </w:r>
+      <w:r>
+        <w:t>https://dotnet.microsoft.com/ja-jp/download/dotnet/10.0</w:t>
+      </w:r>
+      <w:r>
+        <w:t>から”.NET デスクトップ ランタイム”をダウンロードしてインストールしてください。</w:t>
       </w:r>
     </w:p>
     <w:p/>
@@ -1000,7 +1017,7 @@
           <w:noProof/>
         </w:rPr>
         <w:drawing>
-          <wp:inline distT="0" distB="0" distL="0" distR="0" wp14:anchorId="307B5BDE" wp14:editId="209FD06D">
+          <wp:inline distT="0" distB="0" distL="0" distR="0" wp14:anchorId="307B5BDE" wp14:editId="525C7C7B">
             <wp:extent cx="1249560" cy="1879560"/>
             <wp:effectExtent l="0" t="0" r="8255" b="6985"/>
             <wp:docPr id="2004913113" name="図 10"/>
@@ -1077,7 +1094,7 @@
           <w:noProof/>
         </w:rPr>
         <w:drawing>
-          <wp:inline distT="0" distB="0" distL="0" distR="0" wp14:anchorId="5EBAF51A" wp14:editId="0258B837">
+          <wp:inline distT="0" distB="0" distL="0" distR="0" wp14:anchorId="5EBAF51A" wp14:editId="40031C2B">
             <wp:extent cx="2339280" cy="1729800"/>
             <wp:effectExtent l="0" t="0" r="4445" b="3810"/>
             <wp:docPr id="1137019143" name="図 11"/>
@@ -1770,14 +1787,12 @@
       <w:r>
         <w:t>”</w:t>
       </w:r>
-      <w:proofErr w:type="spellStart"/>
       <w:r>
         <w:rPr>
           <w:rFonts w:hint="eastAsia"/>
         </w:rPr>
         <w:t>tmfos</w:t>
       </w:r>
-      <w:proofErr w:type="spellEnd"/>
       <w:r>
         <w:t>”</w:t>
       </w:r>
@@ -1835,14 +1850,12 @@
       <w:r>
         <w:t>”</w:t>
       </w:r>
-      <w:proofErr w:type="spellStart"/>
       <w:r>
         <w:rPr>
           <w:rFonts w:hint="eastAsia"/>
         </w:rPr>
         <w:t>pck</w:t>
       </w:r>
-      <w:proofErr w:type="spellEnd"/>
       <w:r>
         <w:t>”</w:t>
       </w:r>
@@ -2137,7 +2150,7 @@
           <w:noProof/>
         </w:rPr>
         <w:drawing>
-          <wp:inline distT="0" distB="0" distL="0" distR="0" wp14:anchorId="5EAD8CBB" wp14:editId="582AF07C">
+          <wp:inline distT="0" distB="0" distL="0" distR="0" wp14:anchorId="5EAD8CBB" wp14:editId="2B99A2B1">
             <wp:extent cx="2034720" cy="1905120"/>
             <wp:effectExtent l="0" t="0" r="3810" b="0"/>
             <wp:docPr id="1075236873" name="図 1"/>
@@ -2197,7 +2210,7 @@
           <w:noProof/>
         </w:rPr>
         <w:drawing>
-          <wp:inline distT="0" distB="0" distL="0" distR="0" wp14:anchorId="763ABB66" wp14:editId="4398CE30">
+          <wp:inline distT="0" distB="0" distL="0" distR="0" wp14:anchorId="763ABB66" wp14:editId="1D0D8AFC">
             <wp:extent cx="2034668" cy="1905120"/>
             <wp:effectExtent l="0" t="0" r="3810" b="0"/>
             <wp:docPr id="1154010143" name="図 3"/>
